--- a/Software Engineering Assignment/SE_Report.docx
+++ b/Software Engineering Assignment/SE_Report.docx
@@ -79,15 +79,17 @@
         </w:rPr>
         <w:t>Group Members:</w:t>
         <w:br/>
-        <w:t>1. Ahmad Bin Ibrahim (A12345)</w:t>
+        <w:t xml:space="preserve">1. Al-Aqmar Bin Qaid-E Johar (1121250326560)</w:t>
         <w:br/>
-        <w:t>2. Sarah Binti Abdullah (A12346)</w:t>
+        <w:t xml:space="preserve">2. Hashem Maged Ali Alhasani (0121250326706)</w:t>
         <w:br/>
-        <w:t>3. Muhammad Hafiz Bin Razak (A12347)</w:t>
+        <w:t xml:space="preserve">3. Sharjeel Muhammad (0121250326923)</w:t>
         <w:br/>
-        <w:t>4. Nurul Aisyah Binti Hassan (A12348)</w:t>
+        <w:t xml:space="preserve">4. Abdullah Saleh Abdullah (0121250326783)</w:t>
         <w:br/>
-        <w:t>5. David Tan Wei Ming (A12349)</w:t>
+        <w:t xml:space="preserve">5. Ateegalla Fadlalseed Ateegalla Ahmed (0121250326810)</w:t>
+        <w:br/>
+        <w:t xml:space="preserve">6. Ibrahim Muhammad (0121250326708)</w:t>
       </w:r>
     </w:p>
     <w:p/>
